--- a/pr/16/manuscript.docx
+++ b/pr/16/manuscript.docx
@@ -560,7 +560,7 @@
         <w:t xml:space="preserve">[2]</w:t>
       </w:r>
       <w:r>
-        <w:t xml:space="preserve">, the All-of-Us Research Program</w:t>
+        <w:t xml:space="preserve">, the All of Us Research Program</w:t>
       </w:r>
       <w:r>
         <w:t xml:space="preserve"> </w:t>
